--- a/学科资料/大物上实验合辑/大物实验报告（开源）/非平衡电桥电压输出特性研究.docx
+++ b/学科资料/大物上实验合辑/大物实验报告（开源）/非平衡电桥电压输出特性研究.docx
@@ -38,7 +38,7 @@
           <w:sz w:val="24"/>
           <w:szCs w:val="28"/>
         </w:rPr>
-        <w:t>姓名：</w:t>
+        <w:t/>
       </w:r>
       <w:r>
         <w:rPr>
@@ -48,7 +48,7 @@
           <w:u w:val="single"/>
           <w:lang w:val="en-US" w:eastAsia="zh-CN"/>
         </w:rPr>
-        <w:t>于博宇</w:t>
+        <w:t/>
       </w:r>
       <w:r>
         <w:rPr>
@@ -56,7 +56,7 @@
           <w:sz w:val="24"/>
           <w:szCs w:val="28"/>
         </w:rPr>
-        <w:t xml:space="preserve">  学号：</w:t>
+        <w:t xml:space="preserve"/>
       </w:r>
       <w:r>
         <w:rPr>
@@ -65,7 +65,7 @@
           <w:szCs w:val="28"/>
           <w:u w:val="single"/>
         </w:rPr>
-        <w:t>20233045</w:t>
+        <w:t/>
       </w:r>
       <w:r>
         <w:rPr>
@@ -75,7 +75,7 @@
           <w:u w:val="single"/>
           <w:lang w:val="en-US" w:eastAsia="zh-CN"/>
         </w:rPr>
-        <w:t>3151</w:t>
+        <w:t/>
       </w:r>
       <w:r>
         <w:rPr>
@@ -83,7 +83,7 @@
           <w:sz w:val="24"/>
           <w:szCs w:val="28"/>
         </w:rPr>
-        <w:t xml:space="preserve">  班级：</w:t>
+        <w:t xml:space="preserve"/>
       </w:r>
       <w:r>
         <w:rPr>
@@ -92,7 +92,7 @@
           <w:szCs w:val="28"/>
           <w:u w:val="single"/>
         </w:rPr>
-        <w:t>计</w:t>
+        <w:t/>
       </w:r>
       <w:r>
         <w:rPr>
@@ -102,7 +102,7 @@
           <w:u w:val="single"/>
           <w:lang w:val="en-US" w:eastAsia="zh-CN"/>
         </w:rPr>
-        <w:t>类</w:t>
+        <w:t/>
       </w:r>
       <w:r>
         <w:rPr>
@@ -111,7 +111,7 @@
           <w:szCs w:val="28"/>
           <w:u w:val="single"/>
         </w:rPr>
-        <w:t>2班</w:t>
+        <w:t/>
       </w:r>
       <w:r>
         <w:rPr>
@@ -119,7 +119,7 @@
           <w:sz w:val="24"/>
           <w:szCs w:val="28"/>
         </w:rPr>
-        <w:t xml:space="preserve">  座位号：</w:t>
+        <w:t xml:space="preserve"/>
       </w:r>
       <w:r>
         <w:rPr>
@@ -128,7 +128,7 @@
           <w:szCs w:val="28"/>
           <w:u w:val="single"/>
         </w:rPr>
-        <w:t>16号</w:t>
+        <w:t/>
       </w:r>
     </w:p>
     <w:p>
